--- a/simulation/paper/cover_letter_socarxiv.docx
+++ b/simulation/paper/cover_letter_socarxiv.docx
@@ -24,7 +24,7 @@
           <w:rFonts w:ascii="Times New Roman" w:hAnsi="Times New Roman" w:eastAsia="Times New Roman"/>
           <w:sz w:val="24"/>
         </w:rPr>
-        <w:t>This is an academic, pre-registered counterfactual microsimulation study in occupational and personality psychology. It is not an evaluation of any commercial product, software, intervention, or service. The study tests three counterfactual interventions — universal personality shift, targeted personality shift on a low-prevalence subgroup, and a structural cell-level propensity reduction — operationalized through a microsimulation calibrated against three published meta-analyses of organizational anti-harassment interventions and against meta-analytic effect sizes from the personality-change literature. No commercial product, software, or service of the author's affiliated company is referenced, evaluated, marketed, or implied.</w:t>
+        <w:t>This is an academic, pre-registered counterfactual microsimulation study in occupational and personality psychology. The study tests three counterfactual interventions — a universal personality shift, a targeted personality shift on a low-prevalence subgroup, and a structural cell-level propensity reduction — operationalized through a microsimulation calibrated against three published meta-analyses of organizational anti-harassment interventions and against meta-analytic effect sizes from the personality-change literature.</w:t>
       </w:r>
     </w:p>
     <w:p>
@@ -36,7 +36,58 @@
           <w:rFonts w:ascii="Times New Roman" w:hAnsi="Times New Roman" w:eastAsia="Times New Roman"/>
           <w:sz w:val="24"/>
         </w:rPr>
-        <w:t>The author's postal correspondence is c/o SUNBLAZE Co., Ltd. (Tokyo, Japan) for routing convenience; the company did not commission, fund, sponsor, or otherwise direct the research, and has no commercial offering related to workplace harassment, HEXACO assessment, or the topic of the present analysis. The research was conducted independently and self-funded; no external grants supported the work. The author declares no competing interests.</w:t>
+        <w:t>Disclosure of a potential competing interest. The author is the representative of SUNBLAZE Co., Ltd. (Tokyo, Japan), which provides HEXACO-JP, a proprietary Japanese-language HEXACO-based personality assessment service. This affiliation is disclosed as a potential competing interest. Three qualifications apply:</w:t>
+      </w:r>
+    </w:p>
+    <w:p>
+      <w:pPr>
+        <w:spacing w:line="276" w:lineRule="auto" w:after="60"/>
+        <w:ind w:left="360"/>
+      </w:pPr>
+      <w:r>
+        <w:rPr>
+          <w:rFonts w:ascii="Times New Roman" w:hAnsi="Times New Roman" w:eastAsia="Times New Roman"/>
+          <w:sz w:val="24"/>
+        </w:rPr>
+        <w:t>• The study does not use HEXACO-JP. The HEXACO instrument used in this analysis is the HEXACO-PI-R Japanese 60-item adaptation published by Wakabayashi (2014), a separately validated, openly cited instrument that predates and is independent of HEXACO-JP. The Wakabayashi (2014) instrument is referenced in the Methods (Data sources) section.</w:t>
+      </w:r>
+    </w:p>
+    <w:p>
+      <w:pPr>
+        <w:spacing w:line="276" w:lineRule="auto" w:after="60"/>
+        <w:ind w:left="360"/>
+      </w:pPr>
+      <w:r>
+        <w:rPr>
+          <w:rFonts w:ascii="Times New Roman" w:hAnsi="Times New Roman" w:eastAsia="Times New Roman"/>
+          <w:sz w:val="24"/>
+        </w:rPr>
+        <w:t>• The manuscript does not reference, evaluate, market, recommend, or otherwise promote HEXACO-JP or any other SUNBLAZE product or service. No company product is named or evaluated in the body of the manuscript. SUNBLAZE Co., Ltd. did not commission, fund, sponsor, or direct the research; the work received no SUNBLAZE funding and no external grant funding.</w:t>
+      </w:r>
+    </w:p>
+    <w:p>
+      <w:pPr>
+        <w:spacing w:line="276" w:lineRule="auto" w:after="60"/>
+        <w:ind w:left="360"/>
+      </w:pPr>
+      <w:r>
+        <w:rPr>
+          <w:rFonts w:ascii="Times New Roman" w:hAnsi="Times New Roman" w:eastAsia="Times New Roman"/>
+          <w:sz w:val="24"/>
+        </w:rPr>
+        <w:t>• The empirical findings do not differentially favor commercial HEXACO-based products. The headline result — a null personality-intervention contrast (Counterfactual A) combined with a positive structural-intervention contrast (Counterfactual C) — and the accompanying reframing of HEXACO 7-typology as a stratification variable rather than an intervention or screening target, are findings that, if anything, constrain rather than promote person-level commercial applications of HEXACO-based assessments.</w:t>
+      </w:r>
+    </w:p>
+    <w:p>
+      <w:pPr>
+        <w:spacing w:line="276" w:lineRule="auto" w:after="120"/>
+      </w:pPr>
+      <w:r>
+        <w:rPr>
+          <w:rFonts w:ascii="Times New Roman" w:hAnsi="Times New Roman" w:eastAsia="Times New Roman"/>
+          <w:sz w:val="24"/>
+        </w:rPr>
+        <w:t>The author conducted the research as an independent academic project. SUNBLAZE Co., Ltd. is also the postal correspondence address. No external grants supported the work.</w:t>
       </w:r>
     </w:p>
     <w:p>

--- a/simulation/paper/cover_letter_socarxiv.docx
+++ b/simulation/paper/cover_letter_socarxiv.docx
@@ -187,7 +187,7 @@
           <w:rFonts w:ascii="Times New Roman" w:hAnsi="Times New Roman" w:eastAsia="Times New Roman"/>
           <w:sz w:val="24"/>
         </w:rPr>
-        <w:t>Six limitations are disclosed in the Discussion: (1) reduced-form framing of Counterfactual C (statistical translation rather than mechanistic deterrence model); (2) causal under-identification (selection, confounding, and reverse causation cannot be distinguished from direct causation, only the latter inconsistent with the data); (3) heterogeneity in counterfactual response (uniform −20% across cells; cell-specific response not estimated); (4) static framing (no temporal dynamics); (5) m8 limitation (cluster proportions M3-fixed at Tokiwa, 2026, IEEE Access values); (6) sample size (N = 354; cell-level CIs adequate but not extensively replicated).</w:t>
+        <w:t>Six limitations are disclosed in the Discussion: (1) reduced-form framing of Counterfactual C (statistical translation rather than mechanistic deterrence model); (2) causal under-identification (selection, confounding, and reverse causation cannot be distinguished from direct causation, only the latter inconsistent with the data); (3) heterogeneity in counterfactual response (uniform −20% across cells; cell-specific response not estimated); (4) static framing (no temporal dynamics); (5) cluster-proportion limitation (cluster proportions remain fixed at the Tokiwa, 2026, values for N = 13,668 because the Labour Force Survey does not capture HEXACO cluster membership); (6) sample size (N = 354; cell-level CIs adequate but not extensively replicated).</w:t>
       </w:r>
     </w:p>
     <w:p>
